--- a/experiment/docs/04_闭环验证与实质修订说明.docx
+++ b/experiment/docs/04_闭环验证与实质修订说明.docx
@@ -413,7 +413,7 @@
       <w:r>
         <w:drawing>
           <wp:inline xmlns:a="http://schemas.openxmlformats.org/drawingml/2006/main" xmlns:pic="http://schemas.openxmlformats.org/drawingml/2006/picture">
-            <wp:extent cx="6080760" cy="3272452"/>
+            <wp:extent cx="6080760" cy="3257634"/>
             <wp:docPr id="1" name="Picture 1"/>
             <wp:cNvGraphicFramePr>
               <a:graphicFrameLocks noChangeAspect="1"/>
@@ -434,7 +434,7 @@
                   <pic:spPr>
                     <a:xfrm>
                       <a:off x="0" y="0"/>
-                      <a:ext cx="6080760" cy="3272452"/>
+                      <a:ext cx="6080760" cy="3257634"/>
                     </a:xfrm>
                     <a:prstGeom prst="rect"/>
                   </pic:spPr>
@@ -828,7 +828,7 @@
                 <w:b w:val="0"/>
                 <w:sz w:val="18"/>
               </w:rPr>
-              <w:t>1002</w:t>
+              <w:t>978</w:t>
             </w:r>
           </w:p>
         </w:tc>
@@ -1180,7 +1180,7 @@
     </w:p>
     <w:p>
       <w:r>
-        <w:t>Q1仍为18架次、59.131296千瓦时、32776.015749累计作业秒；Q2仍为26架次、71.945662千瓦时、6355.094259秒最后运输返回。第一问没有实体/电池调度、第二问没有通信限制，均符合各问前提。不能将Q2通信直连失败当成Q2违规，也不能把Q1累计工时当多机完工时间。</w:t>
+        <w:t>Q1仍为18架次、59.131296千瓦时、32776.015749累计作业秒；Q2仍为25架次、71.727380千瓦时、6256.803746秒最后运输返回。第一问没有实体/电池调度、第二问没有通信限制，均符合各问前提。不能将Q2通信直连失败当成Q2违规，也不能把Q1累计工时当多机完工时间。</w:t>
       </w:r>
     </w:p>
     <w:p>
